--- a/工作区/同步-数学选必1复合修复-0903/tmp/copies/I1.docx
+++ b/工作区/同步-数学选必1复合修复-0903/tmp/copies/I1.docx
@@ -43535,6 +43535,7 @@
       </w:r>
     </w:p>
     <w:sectPr>
+      <w:type w:val="continuous"/>
       <w:pgSz w:w="11906" w:h="16838"/>
       <w:pgMar w:top="850" w:right="850" w:bottom="850" w:left="850" w:header="283" w:footer="850" w:gutter="0"/>
       <w:cols w:sep="1" w:space="425" w:num="2"/>
